--- a/activities/lab-15-create-an-analysis-to-deck-pipeline/Pipeline-Governance-Policy.docx
+++ b/activities/lab-15-create-an-analysis-to-deck-pipeline/Pipeline-Governance-Policy.docx
@@ -4,42 +4,15 @@
   <w:body>
     <w:p>
       <w:pPr>
-        <w:jc w:val="center"/>
+        <w:pStyle w:val="Title"/>
       </w:pPr>
       <w:r>
-        <w:rPr>
-          <w:rFonts w:ascii="Arial" w:hAnsi="Arial"/>
-          <w:b/>
-          <w:color w:val="1F6FEB"/>
-          <w:sz w:val="24"/>
-        </w:rPr>
-        <w:t>LUMINA LIVING PTE LTD</w:t>
-      </w:r>
-    </w:p>
-    <w:p>
-      <w:pPr>
-        <w:jc w:val="center"/>
-      </w:pPr>
-      <w:r>
-        <w:rPr>
-          <w:rFonts w:ascii="Arial" w:hAnsi="Arial"/>
-          <w:b/>
-          <w:sz w:val="48"/>
-        </w:rPr>
-        <w:t>Campaign Pipeline Governance Policy</w:t>
-      </w:r>
-    </w:p>
-    <w:p>
-      <w:pPr>
-        <w:jc w:val="center"/>
-      </w:pPr>
-      <w:r>
-        <w:t>Synthetic training artifact · Sustainable Workspace campaign</w:t>
+        <w:t>Lumina staff enablement policy</w:t>
       </w:r>
     </w:p>
     <w:p>
       <w:r>
-        <w:br w:type="page"/>
+        <w:t>Lumina Living Pte Ltd | SW-2026 Sustainable Workspace Launch | Synthetic training material | v8.2</w:t>
       </w:r>
     </w:p>
     <w:p>
@@ -47,12 +20,12 @@
         <w:pStyle w:val="Heading1"/>
       </w:pPr>
       <w:r>
-        <w:t>Stages</w:t>
+        <w:t>Purpose and scope</w:t>
       </w:r>
     </w:p>
     <w:p>
       <w:r>
-        <w:t>Intake, Validation, Routing, Analysis, Deck, Approval and Delivery Draft.</w:t>
+        <w:t>DRAFT FOR HR REVIEW. This staff enablement policy supports the SW-2026 launch and applies only to the 56 assigned employees. Source: HR-01, Authority and scope.</w:t>
       </w:r>
     </w:p>
     <w:p>
@@ -60,12 +33,12 @@
         <w:pStyle w:val="Heading1"/>
       </w:pPr>
       <w:r>
-        <w:t>Controls</w:t>
+        <w:t>Training responsibilities</w:t>
       </w:r>
     </w:p>
     <w:p>
       <w:r>
-        <w:t>Least privilege, evidence, approval, exception and audit trail.</w:t>
+        <w:t>Employees complete four hours of Copilot training. Managers arrange operational cover. Aisha Tan maintains the completion register and resolves exceptions by 24 September 2026. Source: HR-01, Training and acceptable use.</w:t>
       </w:r>
     </w:p>
     <w:p>
@@ -73,17 +46,269 @@
         <w:pStyle w:val="Heading1"/>
       </w:pPr>
       <w:r>
-        <w:t>Delivery</w:t>
+        <w:t>Safe use and human review</w:t>
       </w:r>
     </w:p>
     <w:p>
       <w:r>
-        <w:t>Outlook and Teams outputs remain drafts until a named reviewer approves them.</w:t>
+        <w:t>Use synthetic or explicitly approved information. Never place credentials or personal employee/customer data in training prompts. Review every generated claim against its source. Managers review staff work; Mei checks numbers and Daniel checks marketing copy. Source: HR-01, Training and acceptable use; Review and escalation.</w:t>
       </w:r>
     </w:p>
+    <w:p>
+      <w:pPr>
+        <w:pStyle w:val="Heading1"/>
+      </w:pPr>
+      <w:r>
+        <w:t>Incident and expense handling</w:t>
+      </w:r>
+    </w:p>
+    <w:p>
+      <w:r>
+        <w:t>Report accidental disclosure to Aisha and the trainer-assigned IT contact. The source does not name that IT contact: confirm it before use. Travel claims follow EXP-01 and remain subject to the policy approval thresholds. Source: HR-01, Review and escalation; Expenses and open questions.</w:t>
+      </w:r>
+    </w:p>
+    <w:p>
+      <w:pPr>
+        <w:pStyle w:val="Heading1"/>
+        <w:pageBreakBefore/>
+      </w:pPr>
+      <w:r>
+        <w:t>Staff checklist</w:t>
+      </w:r>
+    </w:p>
+    <w:p>
+      <w:r>
+        <w:t>Confirm your approved sources. Complete four hours of training. Verify facts and citations. Obtain the relevant human review. Check recipients and file access. Log your completion and any unresolved question.</w:t>
+      </w:r>
+    </w:p>
+    <w:p>
+      <w:pPr>
+        <w:pStyle w:val="Heading1"/>
+      </w:pPr>
+      <w:r>
+        <w:t>Review record</w:t>
+      </w:r>
+    </w:p>
+    <w:p>
+      <w:r>
+        <w:t>Illustrative completed draft, not an approved corporate policy. Reviewer: learner to assign. Annual leave, salary and remote-working terms are outside the supplied facts and remain unresolved.</w:t>
+      </w:r>
+    </w:p>
+    <w:p>
+      <w:pPr>
+        <w:pStyle w:val="Heading1"/>
+      </w:pPr>
+      <w:r>
+        <w:t>Training and review evidence</w:t>
+      </w:r>
+    </w:p>
+    <w:tbl>
+      <w:tblPr>
+        <w:tblStyle w:val="TableGrid"/>
+        <w:tblW w:type="auto" w:w="0"/>
+        <w:tblLook w:firstColumn="1" w:firstRow="1" w:lastColumn="0" w:lastRow="0" w:noHBand="0" w:noVBand="1" w:val="04A0"/>
+      </w:tblPr>
+      <w:tblGrid>
+        <w:gridCol w:w="3360"/>
+        <w:gridCol w:w="3360"/>
+        <w:gridCol w:w="3360"/>
+      </w:tblGrid>
+      <w:tr>
+        <w:tc>
+          <w:tcPr>
+            <w:tcW w:type="dxa" w:w="3360"/>
+          </w:tcPr>
+          <w:p>
+            <w:r>
+              <w:t>Check</w:t>
+            </w:r>
+          </w:p>
+        </w:tc>
+        <w:tc>
+          <w:tcPr>
+            <w:tcW w:type="dxa" w:w="3360"/>
+          </w:tcPr>
+          <w:p>
+            <w:r>
+              <w:t>Evidence to record</w:t>
+            </w:r>
+          </w:p>
+        </w:tc>
+        <w:tc>
+          <w:tcPr>
+            <w:tcW w:type="dxa" w:w="3360"/>
+          </w:tcPr>
+          <w:p>
+            <w:r>
+              <w:t>Reviewer</w:t>
+            </w:r>
+          </w:p>
+        </w:tc>
+      </w:tr>
+      <w:tr>
+        <w:tc>
+          <w:tcPr>
+            <w:tcW w:type="dxa" w:w="3360"/>
+          </w:tcPr>
+          <w:p>
+            <w:r>
+              <w:t>Four training hours completed</w:t>
+            </w:r>
+          </w:p>
+        </w:tc>
+        <w:tc>
+          <w:tcPr>
+            <w:tcW w:type="dxa" w:w="3360"/>
+          </w:tcPr>
+          <w:p>
+            <w:r>
+              <w:t>Completion record and date</w:t>
+            </w:r>
+          </w:p>
+        </w:tc>
+        <w:tc>
+          <w:tcPr>
+            <w:tcW w:type="dxa" w:w="3360"/>
+          </w:tcPr>
+          <w:p>
+            <w:r>
+              <w:t>Aisha or assigned reviewer</w:t>
+            </w:r>
+          </w:p>
+        </w:tc>
+      </w:tr>
+      <w:tr>
+        <w:tc>
+          <w:tcPr>
+            <w:tcW w:type="dxa" w:w="3360"/>
+          </w:tcPr>
+          <w:p>
+            <w:r>
+              <w:t>Sources and facts verified</w:t>
+            </w:r>
+          </w:p>
+        </w:tc>
+        <w:tc>
+          <w:tcPr>
+            <w:tcW w:type="dxa" w:w="3360"/>
+          </w:tcPr>
+          <w:p>
+            <w:r>
+              <w:t>HR-01 / EXP-01 section and version</w:t>
+            </w:r>
+          </w:p>
+        </w:tc>
+        <w:tc>
+          <w:tcPr>
+            <w:tcW w:type="dxa" w:w="3360"/>
+          </w:tcPr>
+          <w:p>
+            <w:r>
+              <w:t>Assigned manager</w:t>
+            </w:r>
+          </w:p>
+        </w:tc>
+      </w:tr>
+      <w:tr>
+        <w:tc>
+          <w:tcPr>
+            <w:tcW w:type="dxa" w:w="3360"/>
+          </w:tcPr>
+          <w:p>
+            <w:r>
+              <w:t>Numbers and copy reviewed</w:t>
+            </w:r>
+          </w:p>
+        </w:tc>
+        <w:tc>
+          <w:tcPr>
+            <w:tcW w:type="dxa" w:w="3360"/>
+          </w:tcPr>
+          <w:p>
+            <w:r>
+              <w:t>Calculation / claim evidence</w:t>
+            </w:r>
+          </w:p>
+        </w:tc>
+        <w:tc>
+          <w:tcPr>
+            <w:tcW w:type="dxa" w:w="3360"/>
+          </w:tcPr>
+          <w:p>
+            <w:r>
+              <w:t>Mei / Daniel</w:t>
+            </w:r>
+          </w:p>
+        </w:tc>
+      </w:tr>
+      <w:tr>
+        <w:tc>
+          <w:tcPr>
+            <w:tcW w:type="dxa" w:w="3360"/>
+          </w:tcPr>
+          <w:p>
+            <w:r>
+              <w:t>Recipients and access checked</w:t>
+            </w:r>
+          </w:p>
+        </w:tc>
+        <w:tc>
+          <w:tcPr>
+            <w:tcW w:type="dxa" w:w="3360"/>
+          </w:tcPr>
+          <w:p>
+            <w:r>
+              <w:t>Actual link and recipient check</w:t>
+            </w:r>
+          </w:p>
+        </w:tc>
+        <w:tc>
+          <w:tcPr>
+            <w:tcW w:type="dxa" w:w="3360"/>
+          </w:tcPr>
+          <w:p>
+            <w:r>
+              <w:t>Assigned sender</w:t>
+            </w:r>
+          </w:p>
+        </w:tc>
+      </w:tr>
+      <w:tr>
+        <w:tc>
+          <w:tcPr>
+            <w:tcW w:type="dxa" w:w="3360"/>
+          </w:tcPr>
+          <w:p>
+            <w:r>
+              <w:t>Open questions retained</w:t>
+            </w:r>
+          </w:p>
+        </w:tc>
+        <w:tc>
+          <w:tcPr>
+            <w:tcW w:type="dxa" w:w="3360"/>
+          </w:tcPr>
+          <w:p>
+            <w:r>
+              <w:t>IT contact and unsupported terms</w:t>
+            </w:r>
+          </w:p>
+        </w:tc>
+        <w:tc>
+          <w:tcPr>
+            <w:tcW w:type="dxa" w:w="3360"/>
+          </w:tcPr>
+          <w:p>
+            <w:r>
+              <w:t>HR reviewer</w:t>
+            </w:r>
+          </w:p>
+        </w:tc>
+      </w:tr>
+    </w:tbl>
     <w:sectPr>
       <w:pgSz w:w="12240" w:h="15840"/>
-      <w:pgMar w:top="1008" w:right="1152" w:bottom="1008" w:left="1152" w:header="720" w:footer="720" w:gutter="0"/>
+      <w:pgMar w:top="936" w:right="1080" w:bottom="936" w:left="1080" w:header="720" w:footer="720" w:gutter="0"/>
       <w:cols w:space="720"/>
       <w:docGrid w:linePitch="360"/>
     </w:sectPr>
@@ -454,6 +679,13 @@
     <w:name w:val="Normal"/>
     <w:qFormat/>
     <w:rsid w:val="00FC693F"/>
+    <w:pPr>
+      <w:spacing w:after="120"/>
+    </w:pPr>
+    <w:rPr>
+      <w:rFonts w:ascii="Arial" w:hAnsi="Arial"/>
+      <w:sz w:val="20"/>
+    </w:rPr>
   </w:style>
   <w:style w:type="paragraph" w:styleId="Header">
     <w:name w:val="header"/>
@@ -517,7 +749,7 @@
       <w:rFonts w:asciiTheme="majorHAnsi" w:eastAsiaTheme="majorEastAsia" w:hAnsiTheme="majorHAnsi" w:cstheme="majorBidi"/>
       <w:b/>
       <w:bCs/>
-      <w:color w:val="365F91" w:themeColor="accent1" w:themeShade="BF"/>
+      <w:color w:val="000000"/>
       <w:sz w:val="28"/>
       <w:szCs w:val="28"/>
     </w:rPr>
@@ -541,7 +773,7 @@
       <w:rFonts w:asciiTheme="majorHAnsi" w:eastAsiaTheme="majorEastAsia" w:hAnsiTheme="majorHAnsi" w:cstheme="majorBidi"/>
       <w:b/>
       <w:bCs/>
-      <w:color w:val="4F81BD" w:themeColor="accent1"/>
+      <w:color w:val="000000"/>
       <w:sz w:val="26"/>
       <w:szCs w:val="26"/>
     </w:rPr>
@@ -804,7 +1036,7 @@
     </w:pPr>
     <w:rPr>
       <w:rFonts w:asciiTheme="majorHAnsi" w:eastAsiaTheme="majorEastAsia" w:hAnsiTheme="majorHAnsi" w:cstheme="majorBidi"/>
-      <w:color w:val="17365D" w:themeColor="text2" w:themeShade="BF"/>
+      <w:color w:val="000000"/>
       <w:spacing w:val="5"/>
       <w:kern w:val="28"/>
       <w:sz w:val="52"/>
